--- a/interview questions/2.amgen prep.docx
+++ b/interview questions/2.amgen prep.docx
@@ -352,9 +352,470 @@
           <w:p>
             <w:pPr>
               <w:rPr>
+                <w:rFonts w:ascii="Times New Roman" w:eastAsia="Times New Roman" w:hAnsi="Times New Roman" w:cs="Times New Roman"/>
+                <w:color w:val="auto"/>
+                <w:szCs w:val="24"/>
+                <w:lang w:eastAsia="en-IN"/>
+              </w:rPr>
+            </w:pPr>
+            <w:r>
+              <w:rPr>
+                <w:rFonts w:ascii="Times New Roman" w:eastAsia="Times New Roman" w:hAnsi="Symbol" w:cs="Times New Roman"/>
+                <w:color w:val="auto"/>
+                <w:szCs w:val="24"/>
+                <w:lang w:eastAsia="en-IN"/>
+              </w:rPr>
+              <w:t></w:t>
+            </w:r>
+            <w:r>
+              <w:rPr>
+                <w:rFonts w:ascii="Times New Roman" w:eastAsia="Times New Roman" w:hAnsi="Times New Roman" w:cs="Times New Roman"/>
+                <w:color w:val="auto"/>
+                <w:szCs w:val="24"/>
+                <w:lang w:eastAsia="en-IN"/>
+              </w:rPr>
+              <w:t xml:space="preserve">  </w:t>
+            </w:r>
+            <w:r>
+              <w:rPr>
+                <w:rFonts w:ascii="Times New Roman" w:eastAsia="Times New Roman" w:hAnsi="Times New Roman" w:cs="Times New Roman"/>
+                <w:b/>
+                <w:bCs/>
+                <w:color w:val="auto"/>
+                <w:szCs w:val="24"/>
+                <w:lang w:eastAsia="en-IN"/>
+              </w:rPr>
+              <w:t>Why not one database for all microservices?</w:t>
+            </w:r>
+            <w:r>
+              <w:rPr>
+                <w:rFonts w:ascii="Times New Roman" w:eastAsia="Times New Roman" w:hAnsi="Times New Roman" w:cs="Times New Roman"/>
+                <w:color w:val="auto"/>
+                <w:szCs w:val="24"/>
+                <w:lang w:eastAsia="en-IN"/>
+              </w:rPr>
+              <w:t xml:space="preserve"> </w:t>
+            </w:r>
+          </w:p>
+          <w:p>
+            <w:pPr>
+              <w:rPr>
+                <w:rFonts w:ascii="Times New Roman" w:eastAsia="Times New Roman" w:hAnsi="Times New Roman" w:cs="Times New Roman"/>
+                <w:color w:val="auto"/>
+                <w:szCs w:val="24"/>
+                <w:lang w:eastAsia="en-IN"/>
+              </w:rPr>
+            </w:pPr>
+            <w:r>
+              <w:rPr>
+                <w:rFonts w:ascii="Times New Roman" w:eastAsia="Times New Roman" w:hAnsi="Symbol" w:cs="Times New Roman"/>
+                <w:color w:val="auto"/>
+                <w:szCs w:val="24"/>
+                <w:lang w:eastAsia="en-IN"/>
+              </w:rPr>
+              <w:t></w:t>
+            </w:r>
+            <w:r>
+              <w:rPr>
+                <w:rFonts w:ascii="Times New Roman" w:eastAsia="Times New Roman" w:hAnsi="Times New Roman" w:cs="Times New Roman"/>
+                <w:color w:val="auto"/>
+                <w:szCs w:val="24"/>
+                <w:lang w:eastAsia="en-IN"/>
+              </w:rPr>
+              <w:t xml:space="preserve">  </w:t>
+            </w:r>
+            <w:r>
+              <w:rPr>
+                <w:rFonts w:ascii="Times New Roman" w:eastAsia="Times New Roman" w:hAnsi="Times New Roman" w:cs="Times New Roman"/>
+                <w:b/>
+                <w:bCs/>
+                <w:color w:val="auto"/>
+                <w:szCs w:val="24"/>
+                <w:lang w:eastAsia="en-IN"/>
+              </w:rPr>
+              <w:t>REST vs Kafka — when would you use each?</w:t>
+            </w:r>
+            <w:r>
+              <w:rPr>
+                <w:rFonts w:ascii="Times New Roman" w:eastAsia="Times New Roman" w:hAnsi="Times New Roman" w:cs="Times New Roman"/>
+                <w:color w:val="auto"/>
+                <w:szCs w:val="24"/>
+                <w:lang w:eastAsia="en-IN"/>
+              </w:rPr>
+              <w:t xml:space="preserve"> </w:t>
+            </w:r>
+          </w:p>
+          <w:p>
+            <w:pPr>
+              <w:rPr>
+                <w:rFonts w:ascii="Times New Roman" w:eastAsia="Times New Roman" w:hAnsi="Times New Roman" w:cs="Times New Roman"/>
+                <w:color w:val="auto"/>
+                <w:szCs w:val="24"/>
+                <w:lang w:eastAsia="en-IN"/>
+              </w:rPr>
+            </w:pPr>
+            <w:r>
+              <w:rPr>
+                <w:rFonts w:ascii="Times New Roman" w:eastAsia="Times New Roman" w:hAnsi="Symbol" w:cs="Times New Roman"/>
+                <w:color w:val="auto"/>
+                <w:szCs w:val="24"/>
+                <w:lang w:eastAsia="en-IN"/>
+              </w:rPr>
+              <w:t></w:t>
+            </w:r>
+            <w:r>
+              <w:rPr>
+                <w:rFonts w:ascii="Times New Roman" w:eastAsia="Times New Roman" w:hAnsi="Times New Roman" w:cs="Times New Roman"/>
+                <w:color w:val="auto"/>
+                <w:szCs w:val="24"/>
+                <w:lang w:eastAsia="en-IN"/>
+              </w:rPr>
+              <w:t xml:space="preserve">  </w:t>
+            </w:r>
+            <w:r>
+              <w:rPr>
+                <w:rFonts w:ascii="Times New Roman" w:eastAsia="Times New Roman" w:hAnsi="Times New Roman" w:cs="Times New Roman"/>
+                <w:b/>
+                <w:bCs/>
+                <w:color w:val="auto"/>
+                <w:szCs w:val="24"/>
+                <w:lang w:eastAsia="en-IN"/>
+              </w:rPr>
+              <w:t>What happens when a service is down?</w:t>
+            </w:r>
+            <w:r>
+              <w:rPr>
+                <w:rFonts w:ascii="Times New Roman" w:eastAsia="Times New Roman" w:hAnsi="Times New Roman" w:cs="Times New Roman"/>
+                <w:color w:val="auto"/>
+                <w:szCs w:val="24"/>
+                <w:lang w:eastAsia="en-IN"/>
+              </w:rPr>
+              <w:t xml:space="preserve"> </w:t>
+            </w:r>
+          </w:p>
+          <w:p>
+            <w:pPr>
+              <w:rPr>
+                <w:rFonts w:ascii="Times New Roman" w:eastAsia="Times New Roman" w:hAnsi="Times New Roman" w:cs="Times New Roman"/>
+                <w:color w:val="auto"/>
+                <w:szCs w:val="24"/>
+                <w:lang w:eastAsia="en-IN"/>
+              </w:rPr>
+            </w:pPr>
+            <w:r>
+              <w:rPr>
+                <w:rFonts w:ascii="Times New Roman" w:eastAsia="Times New Roman" w:hAnsi="Symbol" w:cs="Times New Roman"/>
+                <w:color w:val="auto"/>
+                <w:szCs w:val="24"/>
+                <w:lang w:eastAsia="en-IN"/>
+              </w:rPr>
+              <w:t></w:t>
+            </w:r>
+            <w:r>
+              <w:rPr>
+                <w:rFonts w:ascii="Times New Roman" w:eastAsia="Times New Roman" w:hAnsi="Times New Roman" w:cs="Times New Roman"/>
+                <w:color w:val="auto"/>
+                <w:szCs w:val="24"/>
+                <w:lang w:eastAsia="en-IN"/>
+              </w:rPr>
+              <w:t xml:space="preserve">  </w:t>
+            </w:r>
+            <w:r>
+              <w:rPr>
+                <w:rFonts w:ascii="Times New Roman" w:eastAsia="Times New Roman" w:hAnsi="Times New Roman" w:cs="Times New Roman"/>
+                <w:b/>
+                <w:bCs/>
+                <w:color w:val="auto"/>
+                <w:szCs w:val="24"/>
+                <w:lang w:eastAsia="en-IN"/>
+              </w:rPr>
+              <w:t>What is a circuit breaker?</w:t>
+            </w:r>
+            <w:r>
+              <w:rPr>
+                <w:rFonts w:ascii="Times New Roman" w:eastAsia="Times New Roman" w:hAnsi="Times New Roman" w:cs="Times New Roman"/>
+                <w:color w:val="auto"/>
+                <w:szCs w:val="24"/>
+                <w:lang w:eastAsia="en-IN"/>
+              </w:rPr>
+              <w:t xml:space="preserve"> </w:t>
+            </w:r>
+          </w:p>
+          <w:p>
+            <w:pPr>
+              <w:rPr>
+                <w:rFonts w:ascii="Times New Roman" w:eastAsia="Times New Roman" w:hAnsi="Times New Roman" w:cs="Times New Roman"/>
+                <w:color w:val="auto"/>
+                <w:szCs w:val="24"/>
+                <w:lang w:eastAsia="en-IN"/>
+              </w:rPr>
+            </w:pPr>
+            <w:r>
+              <w:rPr>
+                <w:rFonts w:ascii="Times New Roman" w:eastAsia="Times New Roman" w:hAnsi="Symbol" w:cs="Times New Roman"/>
+                <w:color w:val="auto"/>
+                <w:szCs w:val="24"/>
+                <w:lang w:eastAsia="en-IN"/>
+              </w:rPr>
+              <w:t></w:t>
+            </w:r>
+            <w:r>
+              <w:rPr>
+                <w:rFonts w:ascii="Times New Roman" w:eastAsia="Times New Roman" w:hAnsi="Times New Roman" w:cs="Times New Roman"/>
+                <w:color w:val="auto"/>
+                <w:szCs w:val="24"/>
+                <w:lang w:eastAsia="en-IN"/>
+              </w:rPr>
+              <w:t xml:space="preserve">  </w:t>
+            </w:r>
+            <w:r>
+              <w:rPr>
+                <w:rFonts w:ascii="Times New Roman" w:eastAsia="Times New Roman" w:hAnsi="Times New Roman" w:cs="Times New Roman"/>
+                <w:b/>
+                <w:bCs/>
+                <w:color w:val="auto"/>
+                <w:szCs w:val="24"/>
+                <w:lang w:eastAsia="en-IN"/>
+              </w:rPr>
+              <w:t>What is Saga and why is it required?</w:t>
+            </w:r>
+            <w:r>
+              <w:rPr>
+                <w:rFonts w:ascii="Times New Roman" w:eastAsia="Times New Roman" w:hAnsi="Times New Roman" w:cs="Times New Roman"/>
+                <w:color w:val="auto"/>
+                <w:szCs w:val="24"/>
+                <w:lang w:eastAsia="en-IN"/>
+              </w:rPr>
+              <w:t xml:space="preserve"> </w:t>
+            </w:r>
+          </w:p>
+          <w:p>
+            <w:pPr>
+              <w:rPr>
+                <w:rFonts w:ascii="Times New Roman" w:eastAsia="Times New Roman" w:hAnsi="Times New Roman" w:cs="Times New Roman"/>
+                <w:color w:val="auto"/>
+                <w:szCs w:val="24"/>
+                <w:lang w:eastAsia="en-IN"/>
+              </w:rPr>
+            </w:pPr>
+            <w:r>
+              <w:rPr>
+                <w:rFonts w:ascii="Times New Roman" w:eastAsia="Times New Roman" w:hAnsi="Symbol" w:cs="Times New Roman"/>
+                <w:color w:val="auto"/>
+                <w:szCs w:val="24"/>
+                <w:lang w:eastAsia="en-IN"/>
+              </w:rPr>
+              <w:t></w:t>
+            </w:r>
+            <w:r>
+              <w:rPr>
+                <w:rFonts w:ascii="Times New Roman" w:eastAsia="Times New Roman" w:hAnsi="Times New Roman" w:cs="Times New Roman"/>
+                <w:color w:val="auto"/>
+                <w:szCs w:val="24"/>
+                <w:lang w:eastAsia="en-IN"/>
+              </w:rPr>
+              <w:t xml:space="preserve">  </w:t>
+            </w:r>
+            <w:r>
+              <w:rPr>
+                <w:rFonts w:ascii="Times New Roman" w:eastAsia="Times New Roman" w:hAnsi="Times New Roman" w:cs="Times New Roman"/>
+                <w:b/>
+                <w:bCs/>
+                <w:color w:val="auto"/>
+                <w:szCs w:val="24"/>
+                <w:lang w:eastAsia="en-IN"/>
+              </w:rPr>
+              <w:t>How do you maintain data consistency across microservices?</w:t>
+            </w:r>
+            <w:r>
+              <w:rPr>
+                <w:rFonts w:ascii="Times New Roman" w:eastAsia="Times New Roman" w:hAnsi="Times New Roman" w:cs="Times New Roman"/>
+                <w:color w:val="auto"/>
+                <w:szCs w:val="24"/>
+                <w:lang w:eastAsia="en-IN"/>
+              </w:rPr>
+              <w:t xml:space="preserve"> </w:t>
+            </w:r>
+          </w:p>
+          <w:p>
+            <w:pPr>
+              <w:rPr>
+                <w:rFonts w:ascii="Times New Roman" w:eastAsia="Times New Roman" w:hAnsi="Times New Roman" w:cs="Times New Roman"/>
+                <w:color w:val="auto"/>
+                <w:szCs w:val="24"/>
+                <w:lang w:eastAsia="en-IN"/>
+              </w:rPr>
+            </w:pPr>
+            <w:r>
+              <w:rPr>
+                <w:rFonts w:ascii="Times New Roman" w:eastAsia="Times New Roman" w:hAnsi="Symbol" w:cs="Times New Roman"/>
+                <w:color w:val="auto"/>
+                <w:szCs w:val="24"/>
+                <w:lang w:eastAsia="en-IN"/>
+              </w:rPr>
+              <w:t></w:t>
+            </w:r>
+            <w:r>
+              <w:rPr>
+                <w:rFonts w:ascii="Times New Roman" w:eastAsia="Times New Roman" w:hAnsi="Times New Roman" w:cs="Times New Roman"/>
+                <w:color w:val="auto"/>
+                <w:szCs w:val="24"/>
+                <w:lang w:eastAsia="en-IN"/>
+              </w:rPr>
+              <w:t xml:space="preserve">  </w:t>
+            </w:r>
+            <w:r>
+              <w:rPr>
+                <w:rFonts w:ascii="Times New Roman" w:eastAsia="Times New Roman" w:hAnsi="Times New Roman" w:cs="Times New Roman"/>
+                <w:b/>
+                <w:bCs/>
+                <w:color w:val="auto"/>
+                <w:szCs w:val="24"/>
+                <w:lang w:eastAsia="en-IN"/>
+              </w:rPr>
+              <w:t>API Gateway vs Load Balancer?</w:t>
+            </w:r>
+            <w:r>
+              <w:rPr>
+                <w:rFonts w:ascii="Times New Roman" w:eastAsia="Times New Roman" w:hAnsi="Times New Roman" w:cs="Times New Roman"/>
+                <w:color w:val="auto"/>
+                <w:szCs w:val="24"/>
+                <w:lang w:eastAsia="en-IN"/>
+              </w:rPr>
+              <w:t xml:space="preserve"> </w:t>
+            </w:r>
+          </w:p>
+          <w:p>
+            <w:pPr>
+              <w:rPr>
+                <w:rFonts w:ascii="Times New Roman" w:eastAsia="Times New Roman" w:hAnsi="Times New Roman" w:cs="Times New Roman"/>
+                <w:color w:val="auto"/>
+                <w:szCs w:val="24"/>
+                <w:lang w:eastAsia="en-IN"/>
+              </w:rPr>
+            </w:pPr>
+            <w:r>
+              <w:rPr>
+                <w:rFonts w:ascii="Times New Roman" w:eastAsia="Times New Roman" w:hAnsi="Symbol" w:cs="Times New Roman"/>
+                <w:color w:val="auto"/>
+                <w:szCs w:val="24"/>
+                <w:lang w:eastAsia="en-IN"/>
+              </w:rPr>
+              <w:t></w:t>
+            </w:r>
+            <w:r>
+              <w:rPr>
+                <w:rFonts w:ascii="Times New Roman" w:eastAsia="Times New Roman" w:hAnsi="Times New Roman" w:cs="Times New Roman"/>
+                <w:color w:val="auto"/>
+                <w:szCs w:val="24"/>
+                <w:lang w:eastAsia="en-IN"/>
+              </w:rPr>
+              <w:t xml:space="preserve">  </w:t>
+            </w:r>
+            <w:r>
+              <w:rPr>
+                <w:rFonts w:ascii="Times New Roman" w:eastAsia="Times New Roman" w:hAnsi="Times New Roman" w:cs="Times New Roman"/>
+                <w:b/>
+                <w:bCs/>
+                <w:color w:val="auto"/>
+                <w:szCs w:val="24"/>
+                <w:lang w:eastAsia="en-IN"/>
+              </w:rPr>
+              <w:t>How do you prevent cascading failures?</w:t>
+            </w:r>
+            <w:r>
+              <w:rPr>
+                <w:rFonts w:ascii="Times New Roman" w:eastAsia="Times New Roman" w:hAnsi="Times New Roman" w:cs="Times New Roman"/>
+                <w:color w:val="auto"/>
+                <w:szCs w:val="24"/>
+                <w:lang w:eastAsia="en-IN"/>
+              </w:rPr>
+              <w:t xml:space="preserve"> </w:t>
+            </w:r>
+          </w:p>
+          <w:p>
+            <w:pPr>
+              <w:rPr>
+                <w:rFonts w:ascii="Times New Roman" w:eastAsia="Times New Roman" w:hAnsi="Times New Roman" w:cs="Times New Roman"/>
+                <w:color w:val="auto"/>
+                <w:szCs w:val="24"/>
+                <w:lang w:eastAsia="en-IN"/>
+              </w:rPr>
+            </w:pPr>
+            <w:r>
+              <w:rPr>
+                <w:rFonts w:ascii="Times New Roman" w:eastAsia="Times New Roman" w:hAnsi="Symbol" w:cs="Times New Roman"/>
+                <w:color w:val="auto"/>
+                <w:szCs w:val="24"/>
+                <w:lang w:eastAsia="en-IN"/>
+              </w:rPr>
+              <w:t></w:t>
+            </w:r>
+            <w:r>
+              <w:rPr>
+                <w:rFonts w:ascii="Times New Roman" w:eastAsia="Times New Roman" w:hAnsi="Times New Roman" w:cs="Times New Roman"/>
+                <w:color w:val="auto"/>
+                <w:szCs w:val="24"/>
+                <w:lang w:eastAsia="en-IN"/>
+              </w:rPr>
+              <w:t xml:space="preserve">  </w:t>
+            </w:r>
+            <w:r>
+              <w:rPr>
+                <w:rFonts w:ascii="Times New Roman" w:eastAsia="Times New Roman" w:hAnsi="Times New Roman" w:cs="Times New Roman"/>
+                <w:b/>
+                <w:bCs/>
+                <w:color w:val="auto"/>
+                <w:szCs w:val="24"/>
+                <w:lang w:eastAsia="en-IN"/>
+              </w:rPr>
+              <w:t>How do you trace one request across multiple microservices?</w:t>
+            </w:r>
+            <w:r>
+              <w:rPr>
+                <w:rFonts w:ascii="Times New Roman" w:eastAsia="Times New Roman" w:hAnsi="Times New Roman" w:cs="Times New Roman"/>
+                <w:color w:val="auto"/>
+                <w:szCs w:val="24"/>
+                <w:lang w:eastAsia="en-IN"/>
+              </w:rPr>
+              <w:t xml:space="preserve"> </w:t>
+            </w:r>
+          </w:p>
+          <w:p>
+            <w:pPr>
+              <w:rPr>
                 <w:lang w:val="en-US"/>
               </w:rPr>
             </w:pPr>
+            <w:r>
+              <w:rPr>
+                <w:rFonts w:ascii="Times New Roman" w:eastAsia="Times New Roman" w:hAnsi="Symbol" w:cs="Times New Roman"/>
+                <w:color w:val="auto"/>
+                <w:szCs w:val="24"/>
+                <w:lang w:eastAsia="en-IN"/>
+              </w:rPr>
+              <w:t></w:t>
+            </w:r>
+            <w:r>
+              <w:rPr>
+                <w:rFonts w:ascii="Times New Roman" w:eastAsia="Times New Roman" w:hAnsi="Times New Roman" w:cs="Times New Roman"/>
+                <w:color w:val="auto"/>
+                <w:szCs w:val="24"/>
+                <w:lang w:eastAsia="en-IN"/>
+              </w:rPr>
+              <w:t xml:space="preserve">  </w:t>
+            </w:r>
+            <w:r>
+              <w:rPr>
+                <w:rFonts w:ascii="Times New Roman" w:eastAsia="Times New Roman" w:hAnsi="Times New Roman" w:cs="Times New Roman"/>
+                <w:b/>
+                <w:bCs/>
+                <w:color w:val="auto"/>
+                <w:szCs w:val="24"/>
+                <w:lang w:eastAsia="en-IN"/>
+              </w:rPr>
+              <w:t>What is idempotency and why is it important in event-driven systems?</w:t>
+            </w:r>
           </w:p>
         </w:tc>
         <w:tc>
@@ -2243,6 +2704,8 @@
             <w:r>
               <w:t xml:space="preserve">group by/having </w:t>
             </w:r>
+            <w:bookmarkStart w:id="0" w:name="_GoBack"/>
+            <w:bookmarkEnd w:id="0"/>
           </w:p>
           <w:p>
             <w:pPr>
@@ -3376,6 +3839,7 @@
           <w:p>
             <w:pPr>
               <w:pStyle w:val="Heading3"/>
+              <w:outlineLvl w:val="2"/>
               <w:rPr>
                 <w:color w:val="auto"/>
                 <w:sz w:val="27"/>
@@ -3445,6 +3909,7 @@
           <w:p>
             <w:pPr>
               <w:pStyle w:val="Heading3"/>
+              <w:outlineLvl w:val="2"/>
             </w:pPr>
             <w:r>
               <w:rPr>
@@ -3514,6 +3979,7 @@
           <w:p>
             <w:pPr>
               <w:pStyle w:val="Heading3"/>
+              <w:outlineLvl w:val="2"/>
               <w:rPr>
                 <w:color w:val="auto"/>
                 <w:sz w:val="27"/>
@@ -3575,6 +4041,7 @@
           <w:p>
             <w:pPr>
               <w:pStyle w:val="Heading3"/>
+              <w:outlineLvl w:val="2"/>
             </w:pPr>
             <w:r>
               <w:rPr>
@@ -3632,6 +4099,7 @@
           <w:p>
             <w:pPr>
               <w:pStyle w:val="Heading3"/>
+              <w:outlineLvl w:val="2"/>
               <w:rPr>
                 <w:color w:val="auto"/>
                 <w:sz w:val="27"/>
@@ -3697,6 +4165,7 @@
           <w:p>
             <w:pPr>
               <w:pStyle w:val="Heading3"/>
+              <w:outlineLvl w:val="2"/>
             </w:pPr>
             <w:r>
               <w:rPr>
@@ -3754,8 +4223,6 @@
                 <w:lang w:val="en-US"/>
               </w:rPr>
             </w:pPr>
-            <w:bookmarkStart w:id="0" w:name="_GoBack"/>
-            <w:bookmarkEnd w:id="0"/>
           </w:p>
         </w:tc>
       </w:tr>
@@ -13403,7 +13870,7 @@
 </file>
 
 <file path=customXml/itemProps1.xml><?xml version="1.0" encoding="utf-8"?>
-<ds:datastoreItem xmlns:ds="http://schemas.openxmlformats.org/officeDocument/2006/customXml" ds:itemID="{5132250A-D569-4AE6-87ED-6CA23F1059C9}">
+<ds:datastoreItem xmlns:ds="http://schemas.openxmlformats.org/officeDocument/2006/customXml" ds:itemID="{EEB795F6-3A5B-4538-B740-845EA68A2C05}">
   <ds:schemaRefs>
     <ds:schemaRef ds:uri="http://schemas.openxmlformats.org/officeDocument/2006/bibliography"/>
   </ds:schemaRefs>
